--- a/MAU BB TO TUNG/THU TUC NHAP TRAI/mau de dua vao nha tam giu/GIU NGUOI TRONG TRUONG HOP KHAN CAP/2. BB BẮT NGƯỜI BỊ GIỮ TRONG TH KHẨN CẤP.docx
+++ b/MAU BB TO TUNG/THU TUC NHAP TRAI/mau de dua vao nha tam giu/GIU NGUOI TRONG TRUONG HOP KHAN CAP/2. BB BẮT NGƯỜI BỊ GIỮ TRONG TH KHẨN CẤP.docx
@@ -749,15 +749,7 @@
           <w:sz w:val="28"/>
           <w:szCs w:val="28"/>
         </w:rPr>
-        <w:t xml:space="preserve"> (Cơ sở 1)</w:t>
-      </w:r>
-      <w:r>
-        <w:rPr>
-          <w:color w:val="EE0000"/>
-          <w:sz w:val="28"/>
-          <w:szCs w:val="28"/>
-        </w:rPr>
-        <w:t>.</w:t>
+        <w:t xml:space="preserve"> (Cơ sở 1).</w:t>
       </w:r>
     </w:p>
     <w:p>
@@ -1068,10 +1060,20 @@
       <w:r>
         <w:rPr>
           <w:rFonts w:eastAsia="Times New Roman" w:cs="Times New Roman"/>
-          <w:sz w:val="28"/>
-          <w:szCs w:val="28"/>
-        </w:rPr>
-        <w:t>3709/LBN-CSMT</w:t>
+          <w:color w:val="0070C0"/>
+          <w:sz w:val="28"/>
+          <w:szCs w:val="28"/>
+        </w:rPr>
+        <w:t xml:space="preserve">3709/LBN-CSMT, ngày 09 tháng 7 năm 2026 </w:t>
+      </w:r>
+      <w:r>
+        <w:rPr>
+          <w:rFonts w:eastAsia="Times New Roman" w:cs="Times New Roman"/>
+          <w:color w:val="0070C0"/>
+          <w:sz w:val="28"/>
+          <w:szCs w:val="28"/>
+        </w:rPr>
+        <w:t>{doituong1_lenh_bat_so},</w:t>
       </w:r>
       <w:r>
         <w:rPr>
@@ -1080,11 +1082,12 @@
           <w:sz w:val="28"/>
           <w:szCs w:val="28"/>
         </w:rPr>
-        <w:t>, ngày 09 tháng 7 năm 2026</w:t>
-      </w:r>
-      <w:r>
-        <w:rPr>
-          <w:rFonts w:eastAsia="Times New Roman" w:cs="Times New Roman"/>
+        <w:t xml:space="preserve"> {doituong1_lenh_bat_ngay}</w:t>
+      </w:r>
+      <w:r>
+        <w:rPr>
+          <w:rFonts w:eastAsia="Times New Roman" w:cs="Times New Roman"/>
+          <w:color w:val="FF0000"/>
           <w:sz w:val="28"/>
           <w:szCs w:val="28"/>
         </w:rPr>
@@ -1093,18 +1096,87 @@
       <w:r>
         <w:rPr>
           <w:rFonts w:eastAsia="Times New Roman" w:cs="Times New Roman"/>
+          <w:spacing w:val="-2"/>
+          <w:sz w:val="28"/>
+          <w:szCs w:val="28"/>
+        </w:rPr>
+        <w:t>của Cơ quan</w:t>
+      </w:r>
+      <w:r>
+        <w:rPr>
+          <w:rFonts w:eastAsia="Times New Roman" w:cs="Times New Roman"/>
+          <w:spacing w:val="-2"/>
+          <w:sz w:val="28"/>
+          <w:szCs w:val="28"/>
+          <w:vertAlign w:val="superscript"/>
+        </w:rPr>
+        <w:t xml:space="preserve">(1) </w:t>
+      </w:r>
+      <w:r>
+        <w:rPr>
+          <w:rFonts w:eastAsia="Times New Roman" w:cs="Times New Roman"/>
+          <w:spacing w:val="-2"/>
+          <w:sz w:val="28"/>
+          <w:szCs w:val="28"/>
+          <w:lang w:val="vi-VN"/>
+        </w:rPr>
+        <w:t xml:space="preserve">CSĐT Công an </w:t>
+      </w:r>
+      <w:r>
+        <w:rPr>
+          <w:rFonts w:eastAsia="Times New Roman" w:cs="Times New Roman"/>
+          <w:spacing w:val="-2"/>
+          <w:sz w:val="28"/>
+          <w:szCs w:val="28"/>
+        </w:rPr>
+        <w:t xml:space="preserve">TP Hồ Chí Minh </w:t>
+      </w:r>
+      <w:r>
+        <w:rPr>
+          <w:rFonts w:eastAsia="Times New Roman" w:cs="Times New Roman"/>
+          <w:spacing w:val="-2"/>
+          <w:sz w:val="28"/>
+          <w:szCs w:val="28"/>
+        </w:rPr>
+        <w:t>đã được Viện kiểm sát</w:t>
+      </w:r>
+      <w:r>
+        <w:rPr>
+          <w:rFonts w:eastAsia="Times New Roman" w:cs="Times New Roman"/>
+          <w:spacing w:val="-2"/>
+          <w:sz w:val="28"/>
+          <w:szCs w:val="28"/>
+          <w:lang w:val="vi-VN"/>
+        </w:rPr>
+        <w:t xml:space="preserve"> nhân dân </w:t>
+      </w:r>
+      <w:r>
+        <w:rPr>
+          <w:rFonts w:eastAsia="Times New Roman" w:cs="Times New Roman"/>
+          <w:spacing w:val="-2"/>
+          <w:sz w:val="28"/>
+          <w:szCs w:val="28"/>
+        </w:rPr>
+        <w:t xml:space="preserve">khu vực </w:t>
+      </w:r>
+      <w:r>
+        <w:rPr>
+          <w:rFonts w:eastAsia="Times New Roman" w:cs="Times New Roman"/>
           <w:color w:val="FF0000"/>
-          <w:sz w:val="28"/>
-          <w:szCs w:val="28"/>
-        </w:rPr>
-        <w:t>{doituong1_lenh_bat_so}, {doituong1_lenh_bat_ngay}</w:t>
+          <w:spacing w:val="-2"/>
+          <w:sz w:val="28"/>
+          <w:szCs w:val="28"/>
+        </w:rPr>
+        <w:t>4</w:t>
       </w:r>
       <w:r>
         <w:rPr>
           <w:rFonts w:eastAsia="Times New Roman" w:cs="Times New Roman"/>
           <w:color w:val="FF0000"/>
-          <w:sz w:val="28"/>
-          <w:szCs w:val="28"/>
+          <w:spacing w:val="-2"/>
+          <w:sz w:val="28"/>
+          <w:szCs w:val="28"/>
+          <w:lang w:val="vi-VN"/>
         </w:rPr>
         <w:t xml:space="preserve"> </w:t>
       </w:r>
@@ -1115,120 +1187,67 @@
           <w:sz w:val="28"/>
           <w:szCs w:val="28"/>
         </w:rPr>
-        <w:t>của Cơ quan</w:t>
-      </w:r>
-      <w:r>
-        <w:rPr>
-          <w:rFonts w:eastAsia="Times New Roman" w:cs="Times New Roman"/>
-          <w:spacing w:val="-2"/>
-          <w:sz w:val="28"/>
-          <w:szCs w:val="28"/>
-          <w:vertAlign w:val="superscript"/>
-        </w:rPr>
-        <w:t xml:space="preserve">(1) </w:t>
-      </w:r>
-      <w:r>
-        <w:rPr>
-          <w:rFonts w:eastAsia="Times New Roman" w:cs="Times New Roman"/>
-          <w:spacing w:val="-2"/>
-          <w:sz w:val="28"/>
-          <w:szCs w:val="28"/>
-          <w:lang w:val="vi-VN"/>
-        </w:rPr>
-        <w:t xml:space="preserve">CSĐT Công an </w:t>
-      </w:r>
-      <w:r>
-        <w:rPr>
-          <w:rFonts w:eastAsia="Times New Roman" w:cs="Times New Roman"/>
-          <w:spacing w:val="-2"/>
-          <w:sz w:val="28"/>
-          <w:szCs w:val="28"/>
-        </w:rPr>
-        <w:t xml:space="preserve">TP Hồ Chí Minh </w:t>
-      </w:r>
-      <w:r>
-        <w:rPr>
-          <w:rFonts w:eastAsia="Times New Roman" w:cs="Times New Roman"/>
-          <w:spacing w:val="-2"/>
-          <w:sz w:val="28"/>
-          <w:szCs w:val="28"/>
-        </w:rPr>
-        <w:t>đã được Viện kiểm sát</w:t>
-      </w:r>
-      <w:r>
-        <w:rPr>
-          <w:rFonts w:eastAsia="Times New Roman" w:cs="Times New Roman"/>
-          <w:spacing w:val="-2"/>
-          <w:sz w:val="28"/>
-          <w:szCs w:val="28"/>
-          <w:lang w:val="vi-VN"/>
-        </w:rPr>
-        <w:t xml:space="preserve"> nhân dân </w:t>
-      </w:r>
-      <w:r>
-        <w:rPr>
-          <w:rFonts w:eastAsia="Times New Roman" w:cs="Times New Roman"/>
-          <w:spacing w:val="-2"/>
-          <w:sz w:val="28"/>
-          <w:szCs w:val="28"/>
-        </w:rPr>
-        <w:t xml:space="preserve">khu vực </w:t>
+        <w:t xml:space="preserve">phê chuẩn theo </w:t>
       </w:r>
       <w:r>
         <w:rPr>
           <w:rFonts w:eastAsia="Times New Roman" w:cs="Times New Roman"/>
           <w:color w:val="FF0000"/>
-          <w:spacing w:val="-2"/>
-          <w:sz w:val="28"/>
-          <w:szCs w:val="28"/>
-        </w:rPr>
-        <w:t>4</w:t>
+          <w:sz w:val="28"/>
+          <w:szCs w:val="28"/>
+        </w:rPr>
+        <w:t>Quyết định số:</w:t>
       </w:r>
       <w:r>
         <w:rPr>
           <w:rFonts w:eastAsia="Times New Roman" w:cs="Times New Roman"/>
           <w:color w:val="FF0000"/>
-          <w:spacing w:val="-2"/>
-          <w:sz w:val="28"/>
-          <w:szCs w:val="28"/>
-          <w:lang w:val="vi-VN"/>
+          <w:sz w:val="28"/>
+          <w:szCs w:val="28"/>
         </w:rPr>
         <w:t xml:space="preserve"> </w:t>
       </w:r>
       <w:r>
         <w:rPr>
-          <w:rFonts w:eastAsia="Times New Roman" w:cs="Times New Roman"/>
-          <w:spacing w:val="-2"/>
-          <w:sz w:val="28"/>
-          <w:szCs w:val="28"/>
-        </w:rPr>
-        <w:t xml:space="preserve">phê chuẩn theo </w:t>
-      </w:r>
-      <w:r>
-        <w:rPr>
-          <w:rFonts w:eastAsia="Times New Roman" w:cs="Times New Roman"/>
-          <w:color w:val="FF0000"/>
-          <w:sz w:val="28"/>
-          <w:szCs w:val="28"/>
-        </w:rPr>
-        <w:t xml:space="preserve">Quyết định số: </w:t>
-      </w:r>
-      <w:r>
-        <w:rPr>
-          <w:rFonts w:eastAsia="Times New Roman" w:cs="Times New Roman"/>
-          <w:color w:val="FF0000"/>
-          <w:sz w:val="28"/>
-          <w:szCs w:val="28"/>
-        </w:rPr>
-        <w:t xml:space="preserve">           /QĐ-VKS-KV4, ngày 11 tháng 6  năm 2026</w:t>
-      </w:r>
-      <w:r>
-        <w:rPr>
-          <w:rFonts w:eastAsia="Times New Roman" w:cs="Times New Roman"/>
+          <w:color w:val="92400E"/>
+          <w:sz w:val="28"/>
+          <w:szCs w:val="28"/>
+        </w:rPr>
+        <w:t>{qd_phe_chuan_lenh_bat_so},</w:t>
+      </w:r>
+      <w:r>
+        <w:rPr>
+          <w:color w:val="92400E"/>
           <w:sz w:val="28"/>
           <w:szCs w:val="28"/>
         </w:rPr>
         <w:t xml:space="preserve"> </w:t>
+      </w:r>
+      <w:r>
+        <w:rPr>
+          <w:color w:val="92400E"/>
+          <w:sz w:val="28"/>
+          <w:szCs w:val="28"/>
+        </w:rPr>
+        <w:t>{qd_phe_chuan_lenh_bat_ngay}</w:t>
+      </w:r>
+      <w:r>
+        <w:rPr>
+          <w:rFonts w:eastAsia="Times New Roman" w:cs="Times New Roman"/>
+          <w:color w:val="7030A0"/>
+          <w:sz w:val="28"/>
+          <w:szCs w:val="28"/>
+        </w:rPr>
+        <w:t>/</w:t>
+      </w:r>
+      <w:r>
+        <w:rPr>
+          <w:rFonts w:eastAsia="Times New Roman" w:cs="Times New Roman"/>
+          <w:color w:val="0070C0"/>
+          <w:sz w:val="28"/>
+          <w:szCs w:val="28"/>
+        </w:rPr>
+        <w:t xml:space="preserve">Đ-VKS-KV4, ngày 11 tháng 6  năm 2026 </w:t>
       </w:r>
       <w:r>
         <w:rPr>
